--- a/kcylog/kcylog-ui/public/log_personal.docx
+++ b/kcylog/kcylog-ui/public/log_personal.docx
@@ -877,6 +877,39 @@
               </w:rPr>
               <w:t>）</w:t>
             </w:r>
+            <w:r>
+              <w:rPr>
+                <w:rFonts w:hint="eastAsia" w:ascii="仿宋" w:hAnsi="仿宋" w:eastAsia="仿宋" w:cs="仿宋"/>
+                <w:color w:val="FF0000"/>
+                <w:kern w:val="0"/>
+                <w:sz w:val="21"/>
+                <w:szCs w:val="21"/>
+                <w:lang w:eastAsia="zh-CN"/>
+              </w:rPr>
+              <w:t>（</w:t>
+            </w:r>
+            <w:r>
+              <w:rPr>
+                <w:rFonts w:hint="eastAsia" w:ascii="仿宋" w:hAnsi="仿宋" w:eastAsia="仿宋" w:cs="仿宋"/>
+                <w:color w:val="FF0000"/>
+                <w:kern w:val="0"/>
+                <w:sz w:val="21"/>
+                <w:szCs w:val="21"/>
+                <w:lang w:val="en-US" w:eastAsia="zh-CN"/>
+              </w:rPr>
+              <w:t>最低115，最高460</w:t>
+            </w:r>
+            <w:r>
+              <w:rPr>
+                <w:rFonts w:hint="eastAsia" w:ascii="仿宋" w:hAnsi="仿宋" w:eastAsia="仿宋" w:cs="仿宋"/>
+                <w:color w:val="FF0000"/>
+                <w:kern w:val="0"/>
+                <w:sz w:val="21"/>
+                <w:szCs w:val="21"/>
+                <w:lang w:eastAsia="zh-CN"/>
+              </w:rPr>
+              <w:t>）</w:t>
+            </w:r>
           </w:p>
         </w:tc>
         <w:tc>
@@ -1101,6 +1134,39 @@
               </w:rPr>
               <w:t>）</w:t>
             </w:r>
+            <w:r>
+              <w:rPr>
+                <w:rFonts w:hint="eastAsia" w:ascii="仿宋" w:hAnsi="仿宋" w:eastAsia="仿宋" w:cs="仿宋"/>
+                <w:color w:val="FF0000"/>
+                <w:kern w:val="0"/>
+                <w:sz w:val="21"/>
+                <w:szCs w:val="21"/>
+                <w:lang w:eastAsia="zh-CN"/>
+              </w:rPr>
+              <w:t>（</w:t>
+            </w:r>
+            <w:r>
+              <w:rPr>
+                <w:rFonts w:hint="eastAsia" w:ascii="仿宋" w:hAnsi="仿宋" w:eastAsia="仿宋" w:cs="仿宋"/>
+                <w:color w:val="FF0000"/>
+                <w:kern w:val="0"/>
+                <w:sz w:val="21"/>
+                <w:szCs w:val="21"/>
+                <w:lang w:val="en-US" w:eastAsia="zh-CN"/>
+              </w:rPr>
+              <w:t>最低115，最高460</w:t>
+            </w:r>
+            <w:r>
+              <w:rPr>
+                <w:rFonts w:hint="eastAsia" w:ascii="仿宋" w:hAnsi="仿宋" w:eastAsia="仿宋" w:cs="仿宋"/>
+                <w:color w:val="FF0000"/>
+                <w:kern w:val="0"/>
+                <w:sz w:val="21"/>
+                <w:szCs w:val="21"/>
+                <w:lang w:eastAsia="zh-CN"/>
+              </w:rPr>
+              <w:t>）</w:t>
+            </w:r>
           </w:p>
         </w:tc>
         <w:tc>
@@ -9158,8 +9224,6 @@
               </w:rPr>
               <w:t>55</w:t>
             </w:r>
-            <w:bookmarkStart w:id="0" w:name="_GoBack"/>
-            <w:bookmarkEnd w:id="0"/>
             <w:r>
               <w:rPr>
                 <w:rFonts w:hint="default" w:ascii="仿宋" w:hAnsi="仿宋" w:eastAsia="仿宋" w:cs="仿宋"/>
@@ -12553,32 +12617,81 @@
               <w:spacing w:line="240" w:lineRule="exact"/>
               <w:ind w:firstLine="0" w:firstLineChars="0"/>
               <w:rPr>
-                <w:rFonts w:ascii="仿宋" w:hAnsi="仿宋" w:eastAsia="仿宋" w:cs="仿宋"/>
-                <w:color w:val="000000" w:themeColor="text1"/>
-                <w:kern w:val="0"/>
-                <w:sz w:val="21"/>
-                <w:szCs w:val="21"/>
-                <w14:textFill>
-                  <w14:solidFill>
-                    <w14:schemeClr w14:val="tx1"/>
-                  </w14:solidFill>
-                </w14:textFill>
-              </w:rPr>
-            </w:pPr>
-            <w:r>
-              <w:rPr>
-                <w:rFonts w:hint="eastAsia" w:ascii="仿宋" w:hAnsi="仿宋" w:eastAsia="仿宋" w:cs="仿宋"/>
-                <w:color w:val="000000" w:themeColor="text1"/>
-                <w:kern w:val="0"/>
-                <w:sz w:val="21"/>
-                <w:szCs w:val="21"/>
-                <w14:textFill>
-                  <w14:solidFill>
-                    <w14:schemeClr w14:val="tx1"/>
-                  </w14:solidFill>
-                </w14:textFill>
-              </w:rPr>
-              <w:t>5%</w:t>
+                <w:rFonts w:hint="default" w:ascii="仿宋" w:hAnsi="仿宋" w:eastAsia="仿宋" w:cs="仿宋"/>
+                <w:color w:val="000000" w:themeColor="text1"/>
+                <w:kern w:val="0"/>
+                <w:sz w:val="21"/>
+                <w:szCs w:val="21"/>
+                <w:lang w:val="en-US" w:eastAsia="zh-CN"/>
+                <w14:textFill>
+                  <w14:solidFill>
+                    <w14:schemeClr w14:val="tx1"/>
+                  </w14:solidFill>
+                </w14:textFill>
+              </w:rPr>
+            </w:pPr>
+            <w:r>
+              <w:rPr>
+                <w:rFonts w:hint="eastAsia" w:ascii="仿宋" w:hAnsi="仿宋" w:eastAsia="仿宋" w:cs="仿宋"/>
+                <w:color w:val="000000" w:themeColor="text1"/>
+                <w:kern w:val="0"/>
+                <w:sz w:val="21"/>
+                <w:szCs w:val="21"/>
+                <w:lang w:val="en-US" w:eastAsia="zh-CN"/>
+                <w14:textFill>
+                  <w14:solidFill>
+                    <w14:schemeClr w14:val="tx1"/>
+                  </w14:solidFill>
+                </w14:textFill>
+              </w:rPr>
+              <w:t>一检1</w:t>
+            </w:r>
+            <w:r>
+              <w:rPr>
+                <w:rFonts w:hint="eastAsia" w:ascii="仿宋" w:hAnsi="仿宋" w:eastAsia="仿宋" w:cs="仿宋"/>
+                <w:color w:val="000000" w:themeColor="text1"/>
+                <w:kern w:val="0"/>
+                <w:sz w:val="21"/>
+                <w:szCs w:val="21"/>
+                <w14:textFill>
+                  <w14:solidFill>
+                    <w14:schemeClr w14:val="tx1"/>
+                  </w14:solidFill>
+                </w14:textFill>
+              </w:rPr>
+              <w:t>%</w:t>
+            </w:r>
+            <w:r>
+              <w:rPr>
+                <w:rFonts w:hint="eastAsia" w:ascii="仿宋" w:hAnsi="仿宋" w:eastAsia="仿宋" w:cs="仿宋"/>
+                <w:color w:val="000000" w:themeColor="text1"/>
+                <w:kern w:val="0"/>
+                <w:sz w:val="21"/>
+                <w:szCs w:val="21"/>
+                <w:lang w:eastAsia="zh-CN"/>
+                <w14:textFill>
+                  <w14:solidFill>
+                    <w14:schemeClr w14:val="tx1"/>
+                  </w14:solidFill>
+                </w14:textFill>
+              </w:rPr>
+              <w:t>，</w:t>
+            </w:r>
+            <w:r>
+              <w:rPr>
+                <w:rFonts w:hint="eastAsia" w:ascii="仿宋" w:hAnsi="仿宋" w:eastAsia="仿宋" w:cs="仿宋"/>
+                <w:color w:val="000000" w:themeColor="text1"/>
+                <w:kern w:val="0"/>
+                <w:sz w:val="21"/>
+                <w:szCs w:val="21"/>
+                <w:lang w:val="en-US" w:eastAsia="zh-CN"/>
+                <w14:textFill>
+                  <w14:solidFill>
+                    <w14:schemeClr w14:val="tx1"/>
+                  </w14:solidFill>
+                </w14:textFill>
+              </w:rPr>
+              <w:t>二检2%</w:t>
             </w:r>
           </w:p>
         </w:tc>
@@ -12863,8 +12976,10 @@
                   </w14:solidFill>
                 </w14:textFill>
               </w:rPr>
-              <w:t>5</w:t>
-            </w:r>
+              <w:t>6</w:t>
+            </w:r>
+            <w:bookmarkStart w:id="0" w:name="_GoBack"/>
+            <w:bookmarkEnd w:id="0"/>
             <w:r>
               <w:rPr>
                 <w:rFonts w:hint="eastAsia" w:ascii="仿宋" w:hAnsi="仿宋" w:eastAsia="仿宋" w:cs="仿宋"/>
